--- a/CÔNG TY TNHH VĨNH HIỆP THUẬN/VinhHiepThuan_ThayDoi_CSH_DDPL/HoSo2_MauSo10.docx
+++ b/CÔNG TY TNHH VĨNH HIỆP THUẬN/VinhHiepThuan_ThayDoi_CSH_DDPL/HoSo2_MauSo10.docx
@@ -65,17 +65,17 @@
       </w:tblPr>
       <w:tblGrid>
         <w:gridCol w:w="708"/>
-        <w:gridCol w:w="1182"/>
-        <w:gridCol w:w="1310"/>
-        <w:gridCol w:w="884"/>
-        <w:gridCol w:w="1673"/>
-        <w:gridCol w:w="1030"/>
-        <w:gridCol w:w="925"/>
-        <w:gridCol w:w="1327"/>
-        <w:gridCol w:w="1205"/>
-        <w:gridCol w:w="1605"/>
-        <w:gridCol w:w="1206"/>
-        <w:gridCol w:w="900"/>
+        <w:gridCol w:w="1211"/>
+        <w:gridCol w:w="1492"/>
+        <w:gridCol w:w="870"/>
+        <w:gridCol w:w="1672"/>
+        <w:gridCol w:w="1012"/>
+        <w:gridCol w:w="906"/>
+        <w:gridCol w:w="1299"/>
+        <w:gridCol w:w="1167"/>
+        <w:gridCol w:w="1552"/>
+        <w:gridCol w:w="1187"/>
+        <w:gridCol w:w="879"/>
       </w:tblGrid>
       <w:tr>
         <w:trPr>
@@ -946,7 +946,7 @@
               </w:rPr>
             </w:pPr>
             <w:r>
-              <w:t>TRẦN THỊ THIỆN</w:t>
+              <w:t>LƯƠNG THỊ HỒNG HOA</w:t>
             </w:r>
           </w:p>
         </w:tc>
@@ -965,12 +965,7 @@
               </w:rPr>
             </w:pPr>
             <w:r>
-              <w:rPr>
-                <w:sz w:val="24"/>
-                <w:szCs w:val="24"/>
-                <w:lang w:val="sv-SE"/>
-              </w:rPr>
-              <w:t>02/05/2001</w:t>
+              <w:t>01/01/1959</w:t>
             </w:r>
           </w:p>
         </w:tc>
@@ -1025,8 +1020,16 @@
               <w:rPr>
                 <w:sz w:val="24"/>
                 <w:szCs w:val="24"/>
-              </w:rPr>
-              <w:t>CĂN CƯỚC:</w:t>
+                <w:lang w:val="en-US"/>
+              </w:rPr>
+              <w:t>Căn cước công dân</w:t>
+            </w:r>
+            <w:r>
+              <w:rPr>
+                <w:sz w:val="24"/>
+                <w:szCs w:val="24"/>
+              </w:rPr>
+              <w:t>:</w:t>
             </w:r>
             <w:r>
               <w:rPr>
@@ -1041,7 +1044,7 @@
                 <w:sz w:val="24"/>
                 <w:szCs w:val="24"/>
               </w:rPr>
-              <w:t>040301022006</w:t>
+              <w:t>094159001639</w:t>
             </w:r>
           </w:p>
           <w:p>
@@ -1066,7 +1069,7 @@
                 <w:szCs w:val="24"/>
                 <w:lang w:eastAsia="zh-CN"/>
               </w:rPr>
-              <w:t>10/05/2021</w:t>
+              <w:t>12/11/2022</w:t>
             </w:r>
           </w:p>
           <w:p>
@@ -1149,8 +1152,10 @@
                 <w:sz w:val="24"/>
                 <w:szCs w:val="24"/>
               </w:rPr>
-              <w:t>Hộ Phan Văn Hùng, Tổ 5, Khu Phố 4, Phường Tân Uyên, Thành phố Hồ Chí Minh</w:t>
-            </w:r>
+              <w:t>số 19/9 khu phố đông b, Phường Đông Hòa, Thành phố Hồ Chí Minh</w:t>
+            </w:r>
+            <w:bookmarkStart w:id="0" w:name="_GoBack"/>
+            <w:bookmarkEnd w:id="0"/>
           </w:p>
         </w:tc>
         <w:tc>
@@ -1407,7 +1412,7 @@
                 <w:sz w:val="26"/>
                 <w:szCs w:val="26"/>
               </w:rPr>
-              <w:t>26</w:t>
+              <w:t xml:space="preserve"> </w:t>
             </w:r>
             <w:r>
               <w:rPr>
@@ -1443,7 +1448,7 @@
                 <w:sz w:val="26"/>
                 <w:szCs w:val="26"/>
               </w:rPr>
-              <w:t>6</w:t>
+              <w:t xml:space="preserve"> </w:t>
             </w:r>
             <w:r>
               <w:rPr>
@@ -1657,10 +1662,8 @@
                 <w:sz w:val="24"/>
                 <w:szCs w:val="24"/>
               </w:rPr>
-              <w:t>PHẠM THỊ THÚY ANH</w:t>
-            </w:r>
-            <w:bookmarkStart w:id="0" w:name="_GoBack"/>
-            <w:bookmarkEnd w:id="0"/>
+              <w:t>LƯƠNG THỊ HỒNG HOA</w:t>
+            </w:r>
           </w:p>
           <w:p>
             <w:pPr>
